--- a/funngro-updated/funngro/FINAL-REPORT.docx
+++ b/funngro-updated/funngro/FINAL-REPORT.docx
@@ -233,7 +233,7 @@
         </w:rPr>
         <w:t>NEXT_PUBLIC_SITE_URL=https://funngro-gilt.vercel.app</w:t>
         <w:br/>
-        <w:t>RESEND_API_KEY=re_fyrBRmYz_3MjRzyfmvCearM2oYvgbjB4Y</w:t>
+        <w:t>RESEND_API_KEY=&lt;set in .env.local only; never commit&gt;</w:t>
         <w:br/>
         <w:t>RESEND_FROM=Funngro &lt;hello@funngro.com&gt;</w:t>
       </w:r>
